--- a/deliverables/week2_member3/01_baseline_design.docx
+++ b/deliverables/week2_member3/01_baseline_design.docx
@@ -7,7 +7,7 @@
         <w:pStyle w:val="Title"/>
       </w:pPr>
       <w:r>
-        <w:t xml:space="preserve">Baseline A &amp; B — Design</w:t>
+        <w:t xml:space="preserve">Baseline A &amp; B — Design and Results</w:t>
       </w:r>
     </w:p>
     <w:p>
@@ -2987,6 +2987,524 @@
       </w:r>
     </w:p>
     <w:bookmarkEnd w:id="26"/>
+    <w:bookmarkStart w:id="29" w:name="first-results-baseline-a-vs-baseline-b"/>
+    <w:p>
+      <w:pPr>
+        <w:pStyle w:val="Heading2"/>
+      </w:pPr>
+      <w:r>
+        <w:t xml:space="preserve">9. First results — Baseline A vs Baseline B</w:t>
+      </w:r>
+    </w:p>
+    <w:p>
+      <w:pPr>
+        <w:pStyle w:val="FirstParagraph"/>
+      </w:pPr>
+      <w:r>
+        <w:t xml:space="preserve">Generated with</w:t>
+      </w:r>
+      <w:r>
+        <w:t xml:space="preserve"> </w:t>
+      </w:r>
+      <w:r>
+        <w:rPr>
+          <w:rStyle w:val="VerbatimChar"/>
+        </w:rPr>
+        <w:t xml:space="preserve">gemini-3.5-flash-lite</w:t>
+      </w:r>
+      <w:r>
+        <w:t xml:space="preserve">, doctests stripped, 3 repeats per</w:t>
+      </w:r>
+      <w:r>
+        <w:t xml:space="preserve"> </w:t>
+      </w:r>
+      <w:r>
+        <w:t xml:space="preserve">function. Scored with</w:t>
+      </w:r>
+      <w:r>
+        <w:t xml:space="preserve"> </w:t>
+      </w:r>
+      <w:r>
+        <w:rPr>
+          <w:rStyle w:val="VerbatimChar"/>
+        </w:rPr>
+        <w:t xml:space="preserve">baselines/score.py</w:t>
+      </w:r>
+      <w:r>
+        <w:t xml:space="preserve">, compared with</w:t>
+      </w:r>
+      <w:r>
+        <w:t xml:space="preserve"> </w:t>
+      </w:r>
+      <w:r>
+        <w:rPr>
+          <w:rStyle w:val="VerbatimChar"/>
+        </w:rPr>
+        <w:t xml:space="preserve">baselines/compare.py</w:t>
+      </w:r>
+      <w:r>
+        <w:t xml:space="preserve">.</w:t>
+      </w:r>
+    </w:p>
+    <w:tbl>
+      <w:tblPr>
+        <w:tblStyle w:val="Table"/>
+        <w:tblW w:type="auto" w:w="0"/>
+        <w:tblLook w:firstRow="1" w:lastRow="0" w:firstColumn="0" w:lastColumn="0" w:noHBand="0" w:noVBand="0" w:val="0020"/>
+      </w:tblPr>
+      <w:tblGrid>
+        <w:gridCol w:w="1980"/>
+        <w:gridCol w:w="1980"/>
+        <w:gridCol w:w="1980"/>
+        <w:gridCol w:w="1980"/>
+      </w:tblGrid>
+      <w:tr>
+        <w:trPr>
+          <w:tblHeader w:val="on"/>
+        </w:trPr>
+        <w:tc>
+          <w:tcPr/>
+          <w:p>
+            <w:pPr>
+              <w:pStyle w:val="Compact"/>
+            </w:pPr>
+          </w:p>
+        </w:tc>
+        <w:tc>
+          <w:tcPr/>
+          <w:p>
+            <w:pPr>
+              <w:pStyle w:val="Compact"/>
+            </w:pPr>
+            <w:r>
+              <w:t xml:space="preserve">runs</w:t>
+            </w:r>
+          </w:p>
+        </w:tc>
+        <w:tc>
+          <w:tcPr/>
+          <w:p>
+            <w:pPr>
+              <w:pStyle w:val="Compact"/>
+            </w:pPr>
+            <w:r>
+              <w:t xml:space="preserve">mutation score</w:t>
+            </w:r>
+          </w:p>
+        </w:tc>
+        <w:tc>
+          <w:tcPr/>
+          <w:p>
+            <w:pPr>
+              <w:pStyle w:val="Compact"/>
+            </w:pPr>
+            <w:r>
+              <w:t xml:space="preserve">line coverage</w:t>
+            </w:r>
+          </w:p>
+        </w:tc>
+      </w:tr>
+      <w:tr>
+        <w:tc>
+          <w:tcPr/>
+          <w:p>
+            <w:pPr>
+              <w:pStyle w:val="Compact"/>
+            </w:pPr>
+            <w:r>
+              <w:t xml:space="preserve">Baseline A</w:t>
+            </w:r>
+          </w:p>
+        </w:tc>
+        <w:tc>
+          <w:tcPr/>
+          <w:p>
+            <w:pPr>
+              <w:pStyle w:val="Compact"/>
+            </w:pPr>
+            <w:r>
+              <w:t xml:space="preserve">90/90</w:t>
+            </w:r>
+          </w:p>
+        </w:tc>
+        <w:tc>
+          <w:tcPr/>
+          <w:p>
+            <w:pPr>
+              <w:pStyle w:val="Compact"/>
+            </w:pPr>
+            <w:r>
+              <w:t xml:space="preserve">94.1% ± 7.1</w:t>
+            </w:r>
+          </w:p>
+        </w:tc>
+        <w:tc>
+          <w:tcPr/>
+          <w:p>
+            <w:pPr>
+              <w:pStyle w:val="Compact"/>
+            </w:pPr>
+            <w:r>
+              <w:t xml:space="preserve">73.7%</w:t>
+            </w:r>
+          </w:p>
+        </w:tc>
+      </w:tr>
+      <w:tr>
+        <w:tc>
+          <w:tcPr/>
+          <w:p>
+            <w:pPr>
+              <w:pStyle w:val="Compact"/>
+            </w:pPr>
+            <w:r>
+              <w:t xml:space="preserve">Baseline B</w:t>
+            </w:r>
+          </w:p>
+        </w:tc>
+        <w:tc>
+          <w:tcPr/>
+          <w:p>
+            <w:pPr>
+              <w:pStyle w:val="Compact"/>
+            </w:pPr>
+            <w:r>
+              <w:t xml:space="preserve">78/90</w:t>
+            </w:r>
+          </w:p>
+        </w:tc>
+        <w:tc>
+          <w:tcPr/>
+          <w:p>
+            <w:pPr>
+              <w:pStyle w:val="Compact"/>
+            </w:pPr>
+            <w:r>
+              <w:t xml:space="preserve">94.8% ± 5.9</w:t>
+            </w:r>
+          </w:p>
+        </w:tc>
+        <w:tc>
+          <w:tcPr/>
+          <w:p>
+            <w:pPr>
+              <w:pStyle w:val="Compact"/>
+            </w:pPr>
+            <w:r>
+              <w:t xml:space="preserve">70.9%</w:t>
+            </w:r>
+          </w:p>
+        </w:tc>
+      </w:tr>
+    </w:tbl>
+    <w:p>
+      <w:pPr>
+        <w:pStyle w:val="BodyText"/>
+      </w:pPr>
+      <w:r>
+        <w:t xml:space="preserve">Paired on the 27 functions present for both systems, averaging the 3 repeats</w:t>
+      </w:r>
+      <w:r>
+        <w:t xml:space="preserve"> </w:t>
+      </w:r>
+      <w:r>
+        <w:t xml:space="preserve">per function first:</w:t>
+      </w:r>
+    </w:p>
+    <w:p>
+      <w:pPr>
+        <w:pStyle w:val="SourceCode"/>
+      </w:pPr>
+      <w:r>
+        <w:rPr>
+          <w:rStyle w:val="VerbatimChar"/>
+        </w:rPr>
+        <w:t xml:space="preserve">difference        +0.7 points</w:t>
+      </w:r>
+      <w:r>
+        <w:br/>
+      </w:r>
+      <w:r>
+        <w:rPr>
+          <w:rStyle w:val="VerbatimChar"/>
+        </w:rPr>
+        <w:t xml:space="preserve">Baseline B better  8 functions</w:t>
+      </w:r>
+      <w:r>
+        <w:br/>
+      </w:r>
+      <w:r>
+        <w:rPr>
+          <w:rStyle w:val="VerbatimChar"/>
+        </w:rPr>
+        <w:t xml:space="preserve">Baseline A better  3 functions</w:t>
+      </w:r>
+      <w:r>
+        <w:br/>
+      </w:r>
+      <w:r>
+        <w:rPr>
+          <w:rStyle w:val="VerbatimChar"/>
+        </w:rPr>
+        <w:t xml:space="preserve">tied              16 functions</w:t>
+      </w:r>
+      <w:r>
+        <w:br/>
+      </w:r>
+      <w:r>
+        <w:br/>
+      </w:r>
+      <w:r>
+        <w:rPr>
+          <w:rStyle w:val="VerbatimChar"/>
+        </w:rPr>
+        <w:t xml:space="preserve">Wilcoxon signed-rank (two-sided)</w:t>
+      </w:r>
+      <w:r>
+        <w:br/>
+      </w:r>
+      <w:r>
+        <w:rPr>
+          <w:rStyle w:val="VerbatimChar"/>
+        </w:rPr>
+        <w:t xml:space="preserve">  non-zero differences  11 of 27</w:t>
+      </w:r>
+      <w:r>
+        <w:br/>
+      </w:r>
+      <w:r>
+        <w:rPr>
+          <w:rStyle w:val="VerbatimChar"/>
+        </w:rPr>
+        <w:t xml:space="preserve">  W                     18.0</w:t>
+      </w:r>
+      <w:r>
+        <w:br/>
+      </w:r>
+      <w:r>
+        <w:rPr>
+          <w:rStyle w:val="VerbatimChar"/>
+        </w:rPr>
+        <w:t xml:space="preserve">  p                     0.1973   -- not significant</w:t>
+      </w:r>
+    </w:p>
+    <w:bookmarkStart w:id="27" w:name="reading-this"/>
+    <w:p>
+      <w:pPr>
+        <w:pStyle w:val="Heading3"/>
+      </w:pPr>
+      <w:r>
+        <w:t xml:space="preserve">Reading this</w:t>
+      </w:r>
+    </w:p>
+    <w:p>
+      <w:pPr>
+        <w:pStyle w:val="FirstParagraph"/>
+      </w:pPr>
+      <w:r>
+        <w:rPr>
+          <w:b/>
+          <w:bCs/>
+        </w:rPr>
+        <w:t xml:space="preserve">Baseline B spends five times the calls for +0.7 points, and ties outright on</w:t>
+      </w:r>
+      <w:r>
+        <w:rPr>
+          <w:b/>
+          <w:bCs/>
+        </w:rPr>
+        <w:t xml:space="preserve"> </w:t>
+      </w:r>
+      <w:r>
+        <w:rPr>
+          <w:b/>
+          <w:bCs/>
+        </w:rPr>
+        <w:t xml:space="preserve">16 of 27 functions.</w:t>
+      </w:r>
+      <w:r>
+        <w:t xml:space="preserve"> </w:t>
+      </w:r>
+      <w:r>
+        <w:t xml:space="preserve">Consensus alone buys almost nothing here.</w:t>
+      </w:r>
+    </w:p>
+    <w:p>
+      <w:pPr>
+        <w:pStyle w:val="BodyText"/>
+      </w:pPr>
+      <w:r>
+        <w:t xml:space="preserve">That is a result, not a failure. RQ1 asks whether</w:t>
+      </w:r>
+      <w:r>
+        <w:t xml:space="preserve"> </w:t>
+      </w:r>
+      <w:r>
+        <w:rPr>
+          <w:i/>
+          <w:iCs/>
+        </w:rPr>
+        <w:t xml:space="preserve">mutation-guided iteration</w:t>
+      </w:r>
+      <w:r>
+        <w:t xml:space="preserve"> </w:t>
+      </w:r>
+      <w:r>
+        <w:t xml:space="preserve">beats consensus alone; a Baseline B that had leapt ahead would have undercut</w:t>
+      </w:r>
+      <w:r>
+        <w:t xml:space="preserve"> </w:t>
+      </w:r>
+      <w:r>
+        <w:t xml:space="preserve">the premise of the refinement loop before Member 4 ran a single experiment.</w:t>
+      </w:r>
+      <w:r>
+        <w:t xml:space="preserve"> </w:t>
+      </w:r>
+      <w:r>
+        <w:t xml:space="preserve">What this establishes is the floor the proposed variants have to clear:</w:t>
+      </w:r>
+    </w:p>
+    <w:p>
+      <w:pPr>
+        <w:pStyle w:val="SourceCode"/>
+      </w:pPr>
+      <w:r>
+        <w:rPr>
+          <w:rStyle w:val="VerbatimChar"/>
+        </w:rPr>
+        <w:t xml:space="preserve">single-shot generation      94.1%</w:t>
+      </w:r>
+      <w:r>
+        <w:br/>
+      </w:r>
+      <w:r>
+        <w:rPr>
+          <w:rStyle w:val="VerbatimChar"/>
+        </w:rPr>
+        <w:t xml:space="preserve">+ 3-panelist consensus      94.8%   (+0.7, 5x the cost, p = 0.20)</w:t>
+      </w:r>
+      <w:r>
+        <w:br/>
+      </w:r>
+      <w:r>
+        <w:rPr>
+          <w:rStyle w:val="VerbatimChar"/>
+        </w:rPr>
+        <w:t xml:space="preserve">+ mutation-guided loop         ?    &lt;- Variants 1 and 2</w:t>
+      </w:r>
+    </w:p>
+    <w:p>
+      <w:pPr>
+        <w:pStyle w:val="FirstParagraph"/>
+      </w:pPr>
+      <w:r>
+        <w:rPr>
+          <w:b/>
+          <w:bCs/>
+        </w:rPr>
+        <w:t xml:space="preserve">Report the tie rate alongside the p-value.</w:t>
+      </w:r>
+      <w:r>
+        <w:t xml:space="preserve"> </w:t>
+      </w:r>
+      <w:r>
+        <w:t xml:space="preserve">A significance test cannot find</w:t>
+      </w:r>
+      <w:r>
+        <w:t xml:space="preserve"> </w:t>
+      </w:r>
+      <w:r>
+        <w:t xml:space="preserve">a difference that mostly is not there, and</w:t>
+      </w:r>
+      <w:r>
+        <w:t xml:space="preserve"> </w:t>
+      </w:r>
+      <w:r>
+        <w:t xml:space="preserve">“p = 0.20”</w:t>
+      </w:r>
+      <w:r>
+        <w:t xml:space="preserve"> </w:t>
+      </w:r>
+      <w:r>
+        <w:t xml:space="preserve">alone invites the reading</w:t>
+      </w:r>
+      <w:r>
+        <w:t xml:space="preserve"> </w:t>
+      </w:r>
+      <w:r>
+        <w:t xml:space="preserve">that the study was underpowered rather than that the systems genuinely match.</w:t>
+      </w:r>
+    </w:p>
+    <w:bookmarkEnd w:id="27"/>
+    <w:bookmarkStart w:id="28" w:name="caveats"/>
+    <w:p>
+      <w:pPr>
+        <w:pStyle w:val="Heading3"/>
+      </w:pPr>
+      <w:r>
+        <w:t xml:space="preserve">Caveats</w:t>
+      </w:r>
+    </w:p>
+    <w:p>
+      <w:pPr>
+        <w:pStyle w:val="Compact"/>
+        <w:numPr>
+          <w:ilvl w:val="0"/>
+          <w:numId w:val="1004"/>
+        </w:numPr>
+      </w:pPr>
+      <w:r>
+        <w:t xml:space="preserve">Baseline B is 78/90; the remaining 12 runs were blocked by the daily free-tier quota and land on the next reset. The paired comparison already excludes the 3 functions B has not reached, so those runs will change the numbers only slightly.</w:t>
+      </w:r>
+    </w:p>
+    <w:p>
+      <w:pPr>
+        <w:pStyle w:val="Compact"/>
+        <w:numPr>
+          <w:ilvl w:val="0"/>
+          <w:numId w:val="1004"/>
+        </w:numPr>
+      </w:pPr>
+      <w:r>
+        <w:rPr>
+          <w:rStyle w:val="VerbatimChar"/>
+        </w:rPr>
+        <w:t xml:space="preserve">function_18</w:t>
+      </w:r>
+      <w:r>
+        <w:t xml:space="preserve"> </w:t>
+      </w:r>
+      <w:r>
+        <w:t xml:space="preserve">is included in the means but cannot be imported at all (see the integration note), so it scores 0 for every system. It depresses both equally and should be excluded once Member 1 rules on it.</w:t>
+      </w:r>
+    </w:p>
+    <w:p>
+      <w:pPr>
+        <w:pStyle w:val="Compact"/>
+        <w:numPr>
+          <w:ilvl w:val="0"/>
+          <w:numId w:val="1004"/>
+        </w:numPr>
+      </w:pPr>
+      <w:r>
+        <w:t xml:space="preserve">These figures come from</w:t>
+      </w:r>
+      <w:r>
+        <w:t xml:space="preserve"> </w:t>
+      </w:r>
+      <w:r>
+        <w:rPr>
+          <w:rStyle w:val="VerbatimChar"/>
+        </w:rPr>
+        <w:t xml:space="preserve">score.py</w:t>
+      </w:r>
+      <w:r>
+        <w:t xml:space="preserve">, Member 3’s local harness. The paper’s numbers must come from Member 2’s shared pipeline so all four systems are scored identically.</w:t>
+      </w:r>
+    </w:p>
+    <w:bookmarkEnd w:id="28"/>
+    <w:bookmarkEnd w:id="29"/>
     <w:sectPr>
       <w:footnotePr>
         <w:numRestart w:val="eachSect"/>
@@ -3350,6 +3868,9 @@
     <w:lvlOverride w:ilvl="8">
       <w:startOverride w:val="1"/>
     </w:lvlOverride>
+  </w:num>
+  <w:num w:numId="1004">
+    <w:abstractNumId w:val="991"/>
   </w:num>
 </w:numbering>
 </file>

--- a/deliverables/week2_member3/01_baseline_design.docx
+++ b/deliverables/week2_member3/01_baseline_design.docx
@@ -2987,13 +2987,13 @@
       </w:r>
     </w:p>
     <w:bookmarkEnd w:id="26"/>
-    <w:bookmarkStart w:id="29" w:name="first-results-baseline-a-vs-baseline-b"/>
+    <w:bookmarkStart w:id="31" w:name="results-baseline-a-vs-baseline-b"/>
     <w:p>
       <w:pPr>
         <w:pStyle w:val="Heading2"/>
       </w:pPr>
       <w:r>
-        <w:t xml:space="preserve">9. First results — Baseline A vs Baseline B</w:t>
+        <w:t xml:space="preserve">9. Results — Baseline A vs Baseline B</w:t>
       </w:r>
     </w:p>
     <w:p>
@@ -3001,7 +3001,20 @@
         <w:pStyle w:val="FirstParagraph"/>
       </w:pPr>
       <w:r>
-        <w:t xml:space="preserve">Generated with</w:t>
+        <w:t xml:space="preserve">Complete: 30 functions × 3 repeats × 2 systems =</w:t>
+      </w:r>
+      <w:r>
+        <w:t xml:space="preserve"> </w:t>
+      </w:r>
+      <w:r>
+        <w:rPr>
+          <w:b/>
+          <w:bCs/>
+        </w:rPr>
+        <w:t xml:space="preserve">180 runs</w:t>
+      </w:r>
+      <w:r>
+        <w:t xml:space="preserve">. Generated with</w:t>
       </w:r>
       <w:r>
         <w:t xml:space="preserve"> </w:t>
@@ -3013,13 +3026,7 @@
         <w:t xml:space="preserve">gemini-3.5-flash-lite</w:t>
       </w:r>
       <w:r>
-        <w:t xml:space="preserve">, doctests stripped, 3 repeats per</w:t>
-      </w:r>
-      <w:r>
-        <w:t xml:space="preserve"> </w:t>
-      </w:r>
-      <w:r>
-        <w:t xml:space="preserve">function. Scored with</w:t>
+        <w:t xml:space="preserve">, doctests stripped. Scored with</w:t>
       </w:r>
       <w:r>
         <w:t xml:space="preserve"> </w:t>
@@ -3031,7 +3038,13 @@
         <w:t xml:space="preserve">baselines/score.py</w:t>
       </w:r>
       <w:r>
-        <w:t xml:space="preserve">, compared with</w:t>
+        <w:t xml:space="preserve">,</w:t>
+      </w:r>
+      <w:r>
+        <w:t xml:space="preserve"> </w:t>
+      </w:r>
+      <w:r>
+        <w:t xml:space="preserve">compared with</w:t>
       </w:r>
       <w:r>
         <w:t xml:space="preserve"> </w:t>
@@ -3134,7 +3147,7 @@
               <w:pStyle w:val="Compact"/>
             </w:pPr>
             <w:r>
-              <w:t xml:space="preserve">94.1% ± 7.1</w:t>
+              <w:t xml:space="preserve">94.5% ± 6.9</w:t>
             </w:r>
           </w:p>
         </w:tc>
@@ -3169,29 +3182,29 @@
               <w:pStyle w:val="Compact"/>
             </w:pPr>
             <w:r>
-              <w:t xml:space="preserve">78/90</w:t>
-            </w:r>
-          </w:p>
-        </w:tc>
-        <w:tc>
-          <w:tcPr/>
-          <w:p>
-            <w:pPr>
-              <w:pStyle w:val="Compact"/>
-            </w:pPr>
-            <w:r>
-              <w:t xml:space="preserve">94.8% ± 5.9</w:t>
-            </w:r>
-          </w:p>
-        </w:tc>
-        <w:tc>
-          <w:tcPr/>
-          <w:p>
-            <w:pPr>
-              <w:pStyle w:val="Compact"/>
-            </w:pPr>
-            <w:r>
-              <w:t xml:space="preserve">70.9%</w:t>
+              <w:t xml:space="preserve">90/90</w:t>
+            </w:r>
+          </w:p>
+        </w:tc>
+        <w:tc>
+          <w:tcPr/>
+          <w:p>
+            <w:pPr>
+              <w:pStyle w:val="Compact"/>
+            </w:pPr>
+            <w:r>
+              <w:t xml:space="preserve">95.1% ± 5.7</w:t>
+            </w:r>
+          </w:p>
+        </w:tc>
+        <w:tc>
+          <w:tcPr/>
+          <w:p>
+            <w:pPr>
+              <w:pStyle w:val="Compact"/>
+            </w:pPr>
+            <w:r>
+              <w:t xml:space="preserve">73.0%</w:t>
             </w:r>
           </w:p>
         </w:tc>
@@ -3202,13 +3215,7 @@
         <w:pStyle w:val="BodyText"/>
       </w:pPr>
       <w:r>
-        <w:t xml:space="preserve">Paired on the 27 functions present for both systems, averaging the 3 repeats</w:t>
-      </w:r>
-      <w:r>
-        <w:t xml:space="preserve"> </w:t>
-      </w:r>
-      <w:r>
-        <w:t xml:space="preserve">per function first:</w:t>
+        <w:t xml:space="preserve">Paired across all 30 functions, averaging the 3 repeats per function first:</w:t>
       </w:r>
     </w:p>
     <w:p>
@@ -3219,7 +3226,7 @@
         <w:rPr>
           <w:rStyle w:val="VerbatimChar"/>
         </w:rPr>
-        <w:t xml:space="preserve">difference        +0.7 points</w:t>
+        <w:t xml:space="preserve">difference        +0.6 points</w:t>
       </w:r>
       <w:r>
         <w:br/>
@@ -3228,7 +3235,7 @@
         <w:rPr>
           <w:rStyle w:val="VerbatimChar"/>
         </w:rPr>
-        <w:t xml:space="preserve">Baseline B better  8 functions</w:t>
+        <w:t xml:space="preserve">Baseline B better  9 functions</w:t>
       </w:r>
       <w:r>
         <w:br/>
@@ -3237,7 +3244,7 @@
         <w:rPr>
           <w:rStyle w:val="VerbatimChar"/>
         </w:rPr>
-        <w:t xml:space="preserve">Baseline A better  3 functions</w:t>
+        <w:t xml:space="preserve">Baseline A better  4 functions</w:t>
       </w:r>
       <w:r>
         <w:br/>
@@ -3246,7 +3253,7 @@
         <w:rPr>
           <w:rStyle w:val="VerbatimChar"/>
         </w:rPr>
-        <w:t xml:space="preserve">tied              16 functions</w:t>
+        <w:t xml:space="preserve">tied              17 functions</w:t>
       </w:r>
       <w:r>
         <w:br/>
@@ -3267,7 +3274,7 @@
         <w:rPr>
           <w:rStyle w:val="VerbatimChar"/>
         </w:rPr>
-        <w:t xml:space="preserve">  non-zero differences  11 of 27</w:t>
+        <w:t xml:space="preserve">  non-zero differences  13 of 30</w:t>
       </w:r>
       <w:r>
         <w:br/>
@@ -3276,7 +3283,7 @@
         <w:rPr>
           <w:rStyle w:val="VerbatimChar"/>
         </w:rPr>
-        <w:t xml:space="preserve">  W                     18.0</w:t>
+        <w:t xml:space="preserve">  W                     28.0</w:t>
       </w:r>
       <w:r>
         <w:br/>
@@ -3285,159 +3292,654 @@
         <w:rPr>
           <w:rStyle w:val="VerbatimChar"/>
         </w:rPr>
-        <w:t xml:space="preserve">  p                     0.1973   -- not significant</w:t>
-      </w:r>
-    </w:p>
-    <w:bookmarkStart w:id="27" w:name="reading-this"/>
+        <w:t xml:space="preserve">  p                     0.2213   -- not significant</w:t>
+      </w:r>
+    </w:p>
+    <w:bookmarkStart w:id="27" w:name="Xa6663499679e57dd74bb7eb06a90971600d8172"/>
     <w:p>
       <w:pPr>
         <w:pStyle w:val="Heading3"/>
       </w:pPr>
       <w:r>
-        <w:t xml:space="preserve">Reading this</w:t>
+        <w:t xml:space="preserve">Why the panel does not help — measured, not assumed</w:t>
       </w:r>
     </w:p>
     <w:p>
       <w:pPr>
         <w:pStyle w:val="FirstParagraph"/>
+      </w:pPr>
+      <w:r>
+        <w:t xml:space="preserve">Baseline B spends five times the calls for +0.6 points. The obvious question is</w:t>
+      </w:r>
+      <w:r>
+        <w:t xml:space="preserve"> </w:t>
+      </w:r>
+      <w:r>
+        <w:t xml:space="preserve">whether the panel is failing to resolve conflicts, or whether there are no</w:t>
+      </w:r>
+      <w:r>
+        <w:t xml:space="preserve"> </w:t>
+      </w:r>
+      <w:r>
+        <w:t xml:space="preserve">conflicts to resolve.</w:t>
+      </w:r>
+      <w:r>
+        <w:t xml:space="preserve"> </w:t>
+      </w:r>
+      <w:r>
+        <w:rPr>
+          <w:rStyle w:val="VerbatimChar"/>
+        </w:rPr>
+        <w:t xml:space="preserve">baselines/measure_panel.py</w:t>
+      </w:r>
+      <w:r>
+        <w:t xml:space="preserve"> </w:t>
+      </w:r>
+      <w:r>
+        <w:t xml:space="preserve">answers it directly:</w:t>
+      </w:r>
+    </w:p>
+    <w:tbl>
+      <w:tblPr>
+        <w:tblStyle w:val="Table"/>
+        <w:tblW w:type="pct" w:w="5000"/>
+        <w:tblLayout w:type="fixed"/>
+        <w:tblLook w:firstRow="1" w:lastRow="0" w:firstColumn="0" w:lastColumn="0" w:noHBand="0" w:noVBand="0" w:val="0020"/>
+      </w:tblPr>
+      <w:tblGrid>
+        <w:gridCol w:w="3960"/>
+        <w:gridCol w:w="3960"/>
+      </w:tblGrid>
+      <w:tr>
+        <w:trPr>
+          <w:tblHeader w:val="on"/>
+        </w:trPr>
+        <w:tc>
+          <w:tcPr/>
+          <w:p>
+            <w:pPr>
+              <w:pStyle w:val="Compact"/>
+            </w:pPr>
+          </w:p>
+        </w:tc>
+        <w:tc>
+          <w:tcPr/>
+          <w:p>
+            <w:pPr>
+              <w:pStyle w:val="Compact"/>
+            </w:pPr>
+            <w:r>
+              <w:t xml:space="preserve">panel disagreement</w:t>
+            </w:r>
+          </w:p>
+        </w:tc>
+      </w:tr>
+      <w:tr>
+        <w:tc>
+          <w:tcPr/>
+          <w:p>
+            <w:pPr>
+              <w:pStyle w:val="Compact"/>
+            </w:pPr>
+            <w:r>
+              <w:rPr>
+                <w:b/>
+                <w:bCs/>
+              </w:rPr>
+              <w:t xml:space="preserve">CANDOR (reported)</w:t>
+            </w:r>
+          </w:p>
+        </w:tc>
+        <w:tc>
+          <w:tcPr/>
+          <w:p>
+            <w:pPr>
+              <w:pStyle w:val="Compact"/>
+            </w:pPr>
+            <w:r>
+              <w:rPr>
+                <w:b/>
+                <w:bCs/>
+              </w:rPr>
+              <w:t xml:space="preserve">&gt; 70%</w:t>
+            </w:r>
+          </w:p>
+        </w:tc>
+      </w:tr>
+      <w:tr>
+        <w:tc>
+          <w:tcPr/>
+          <w:p>
+            <w:pPr>
+              <w:pStyle w:val="Compact"/>
+            </w:pPr>
+            <w:r>
+              <w:rPr>
+                <w:b/>
+                <w:bCs/>
+              </w:rPr>
+              <w:t xml:space="preserve">This project (measured, 12 functions)</w:t>
+            </w:r>
+          </w:p>
+        </w:tc>
+        <w:tc>
+          <w:tcPr/>
+          <w:p>
+            <w:pPr>
+              <w:pStyle w:val="Compact"/>
+            </w:pPr>
+            <w:r>
+              <w:rPr>
+                <w:b/>
+                <w:bCs/>
+              </w:rPr>
+              <w:t xml:space="preserve">1.4% mean, 0.0% median</w:t>
+            </w:r>
+          </w:p>
+        </w:tc>
+      </w:tr>
+    </w:tbl>
+    <w:p>
+      <w:pPr>
+        <w:pStyle w:val="BodyText"/>
       </w:pPr>
       <w:r>
         <w:rPr>
           <w:b/>
           <w:bCs/>
         </w:rPr>
-        <w:t xml:space="preserve">Baseline B spends five times the calls for +0.7 points, and ties outright on</w:t>
-      </w:r>
+        <w:t xml:space="preserve">The three panelists were fully unanimous on 11 of 12 functions.</w:t>
+      </w:r>
+      <w:r>
+        <w:t xml:space="preserve"> </w:t>
+      </w:r>
+      <w:r>
+        <w:t xml:space="preserve">They are not</w:t>
+      </w:r>
+      <w:r>
+        <w:t xml:space="preserve"> </w:t>
+      </w:r>
+      <w:r>
+        <w:t xml:space="preserve">disagreeing and being badly merged — they simply agree. Consensus has nothing to</w:t>
+      </w:r>
+      <w:r>
+        <w:t xml:space="preserve"> </w:t>
+      </w:r>
+      <w:r>
+        <w:t xml:space="preserve">resolve, so the four extra calls buy almost nothing.</w:t>
+      </w:r>
+    </w:p>
+    <w:p>
+      <w:pPr>
+        <w:pStyle w:val="BodyText"/>
+      </w:pPr>
+      <w:r>
+        <w:t xml:space="preserve">That is the sentence that explains the headline result. Without it,</w:t>
+      </w:r>
+      <w:r>
+        <w:t xml:space="preserve"> </w:t>
+      </w:r>
+      <w:r>
+        <w:t xml:space="preserve">“+0.6 points,</w:t>
+      </w:r>
+      <w:r>
+        <w:t xml:space="preserve"> </w:t>
+      </w:r>
+      <w:r>
+        <w:t xml:space="preserve">p = 0.22”</w:t>
+      </w:r>
+      <w:r>
+        <w:t xml:space="preserve"> </w:t>
+      </w:r>
+      <w:r>
+        <w:t xml:space="preserve">reads as an inconclusive experiment rather than a mechanism that has</w:t>
+      </w:r>
+      <w:r>
+        <w:t xml:space="preserve"> </w:t>
+      </w:r>
+      <w:r>
+        <w:t xml:space="preserve">been measured and understood.</w:t>
+      </w:r>
+    </w:p>
+    <w:p>
+      <w:pPr>
+        <w:pStyle w:val="BodyText"/>
+      </w:pPr>
+      <w:r>
+        <w:t xml:space="preserve">Why the gap from CANDOR is plausible: their subjects are Java methods with a</w:t>
+      </w:r>
+      <w:r>
+        <w:t xml:space="preserve"> </w:t>
+      </w:r>
+      <w:r>
+        <w:t xml:space="preserve">separate natural-language specification, judged by a reasoning model that</w:t>
+      </w:r>
+      <w:r>
+        <w:t xml:space="preserve"> </w:t>
+      </w:r>
+      <w:r>
+        <w:t xml:space="preserve">produces long deliberations. Ours are short, self-contained Python functions</w:t>
+      </w:r>
+      <w:r>
+        <w:t xml:space="preserve"> </w:t>
+      </w:r>
+      <w:r>
+        <w:t xml:space="preserve">whose correct behaviour is largely unambiguous from the source, judged by a</w:t>
+      </w:r>
+      <w:r>
+        <w:t xml:space="preserve"> </w:t>
+      </w:r>
+      <w:r>
+        <w:t xml:space="preserve">small fast model. There is less for reasonable reviewers to disagree about.</w:t>
+      </w:r>
+    </w:p>
+    <w:bookmarkEnd w:id="27"/>
+    <w:bookmarkStart w:id="28" w:name="reading-this"/>
+    <w:p>
+      <w:pPr>
+        <w:pStyle w:val="Heading3"/>
+      </w:pPr>
+      <w:r>
+        <w:t xml:space="preserve">Reading this</w:t>
+      </w:r>
+    </w:p>
+    <w:p>
+      <w:pPr>
+        <w:pStyle w:val="FirstParagraph"/>
+      </w:pPr>
       <w:r>
         <w:rPr>
           <w:b/>
           <w:bCs/>
         </w:rPr>
-        <w:t xml:space="preserve"> </w:t>
-      </w:r>
+        <w:t xml:space="preserve">This is a result, not a failure.</w:t>
+      </w:r>
+      <w:r>
+        <w:t xml:space="preserve"> </w:t>
+      </w:r>
+      <w:r>
+        <w:t xml:space="preserve">RQ1 asks whether</w:t>
+      </w:r>
+      <w:r>
+        <w:t xml:space="preserve"> </w:t>
+      </w:r>
+      <w:r>
+        <w:rPr>
+          <w:i/>
+          <w:iCs/>
+        </w:rPr>
+        <w:t xml:space="preserve">mutation-guided</w:t>
+      </w:r>
+      <w:r>
+        <w:rPr>
+          <w:i/>
+          <w:iCs/>
+        </w:rPr>
+        <w:t xml:space="preserve"> </w:t>
+      </w:r>
+      <w:r>
+        <w:rPr>
+          <w:i/>
+          <w:iCs/>
+        </w:rPr>
+        <w:t xml:space="preserve">iteration</w:t>
+      </w:r>
+      <w:r>
+        <w:t xml:space="preserve"> </w:t>
+      </w:r>
+      <w:r>
+        <w:t xml:space="preserve">beats consensus alone; a Baseline B that had leapt ahead would have</w:t>
+      </w:r>
+      <w:r>
+        <w:t xml:space="preserve"> </w:t>
+      </w:r>
+      <w:r>
+        <w:t xml:space="preserve">undercut the premise of the refinement loop before Member 4 ran an experiment.</w:t>
+      </w:r>
+      <w:r>
+        <w:t xml:space="preserve"> </w:t>
+      </w:r>
+      <w:r>
+        <w:t xml:space="preserve">What this establishes is the floor the proposed variants have to clear:</w:t>
+      </w:r>
+    </w:p>
+    <w:p>
+      <w:pPr>
+        <w:pStyle w:val="SourceCode"/>
+      </w:pPr>
+      <w:r>
+        <w:rPr>
+          <w:rStyle w:val="VerbatimChar"/>
+        </w:rPr>
+        <w:t xml:space="preserve">single-shot generation      94.5%</w:t>
+      </w:r>
+      <w:r>
+        <w:br/>
+      </w:r>
+      <w:r>
+        <w:rPr>
+          <w:rStyle w:val="VerbatimChar"/>
+        </w:rPr>
+        <w:t xml:space="preserve">+ 3-panelist consensus      95.1%   (+0.6, 5x the cost, p = 0.22)</w:t>
+      </w:r>
+      <w:r>
+        <w:br/>
+      </w:r>
+      <w:r>
+        <w:rPr>
+          <w:rStyle w:val="VerbatimChar"/>
+        </w:rPr>
+        <w:t xml:space="preserve">+ mutation-guided loop         ?    &lt;- Variants 1 and 2</w:t>
+      </w:r>
+    </w:p>
+    <w:p>
+      <w:pPr>
+        <w:pStyle w:val="FirstParagraph"/>
+      </w:pPr>
       <w:r>
         <w:rPr>
           <w:b/>
           <w:bCs/>
         </w:rPr>
-        <w:t xml:space="preserve">16 of 27 functions.</w:t>
-      </w:r>
-      <w:r>
-        <w:t xml:space="preserve"> </w:t>
-      </w:r>
-      <w:r>
-        <w:t xml:space="preserve">Consensus alone buys almost nothing here.</w:t>
-      </w:r>
-    </w:p>
-    <w:p>
-      <w:pPr>
-        <w:pStyle w:val="BodyText"/>
-      </w:pPr>
-      <w:r>
-        <w:t xml:space="preserve">That is a result, not a failure. RQ1 asks whether</w:t>
-      </w:r>
-      <w:r>
-        <w:t xml:space="preserve"> </w:t>
-      </w:r>
-      <w:r>
-        <w:rPr>
-          <w:i/>
-          <w:iCs/>
-        </w:rPr>
-        <w:t xml:space="preserve">mutation-guided iteration</w:t>
-      </w:r>
-      <w:r>
-        <w:t xml:space="preserve"> </w:t>
-      </w:r>
-      <w:r>
-        <w:t xml:space="preserve">beats consensus alone; a Baseline B that had leapt ahead would have undercut</w:t>
-      </w:r>
-      <w:r>
-        <w:t xml:space="preserve"> </w:t>
-      </w:r>
-      <w:r>
-        <w:t xml:space="preserve">the premise of the refinement loop before Member 4 ran a single experiment.</w:t>
-      </w:r>
-      <w:r>
-        <w:t xml:space="preserve"> </w:t>
-      </w:r>
-      <w:r>
-        <w:t xml:space="preserve">What this establishes is the floor the proposed variants have to clear:</w:t>
-      </w:r>
-    </w:p>
-    <w:p>
-      <w:pPr>
-        <w:pStyle w:val="SourceCode"/>
-      </w:pPr>
-      <w:r>
-        <w:rPr>
-          <w:rStyle w:val="VerbatimChar"/>
-        </w:rPr>
-        <w:t xml:space="preserve">single-shot generation      94.1%</w:t>
-      </w:r>
-      <w:r>
-        <w:br/>
-      </w:r>
-      <w:r>
-        <w:rPr>
-          <w:rStyle w:val="VerbatimChar"/>
-        </w:rPr>
-        <w:t xml:space="preserve">+ 3-panelist consensus      94.8%   (+0.7, 5x the cost, p = 0.20)</w:t>
-      </w:r>
-      <w:r>
-        <w:br/>
-      </w:r>
-      <w:r>
-        <w:rPr>
-          <w:rStyle w:val="VerbatimChar"/>
-        </w:rPr>
-        <w:t xml:space="preserve">+ mutation-guided loop         ?    &lt;- Variants 1 and 2</w:t>
+        <w:t xml:space="preserve">Report the tie rate and the disagreement rate alongside the p-value.</w:t>
+      </w:r>
+      <w:r>
+        <w:t xml:space="preserve"> </w:t>
+      </w:r>
+      <w:r>
+        <w:t xml:space="preserve">A</w:t>
+      </w:r>
+      <w:r>
+        <w:t xml:space="preserve"> </w:t>
+      </w:r>
+      <w:r>
+        <w:t xml:space="preserve">significance test cannot find a difference that mostly is not there, and the</w:t>
+      </w:r>
+      <w:r>
+        <w:t xml:space="preserve"> </w:t>
+      </w:r>
+      <w:r>
+        <w:t xml:space="preserve">p-value alone invites the reading that the study was underpowered rather than</w:t>
+      </w:r>
+      <w:r>
+        <w:t xml:space="preserve"> </w:t>
+      </w:r>
+      <w:r>
+        <w:t xml:space="preserve">that the systems genuinely match.</w:t>
+      </w:r>
+    </w:p>
+    <w:bookmarkEnd w:id="28"/>
+    <w:bookmarkStart w:id="29" w:name="headroom-for-the-refinement-loop"/>
+    <w:p>
+      <w:pPr>
+        <w:pStyle w:val="Heading3"/>
+      </w:pPr>
+      <w:r>
+        <w:t xml:space="preserve">Headroom for the refinement loop</w:t>
       </w:r>
     </w:p>
     <w:p>
       <w:pPr>
         <w:pStyle w:val="FirstParagraph"/>
       </w:pPr>
+      <w:r>
+        <w:t xml:space="preserve">Baseline A already kills every mutant on</w:t>
+      </w:r>
+      <w:r>
+        <w:t xml:space="preserve"> </w:t>
+      </w:r>
       <w:r>
         <w:rPr>
           <w:b/>
           <w:bCs/>
         </w:rPr>
-        <w:t xml:space="preserve">Report the tie rate alongside the p-value.</w:t>
-      </w:r>
-      <w:r>
-        <w:t xml:space="preserve"> </w:t>
-      </w:r>
-      <w:r>
-        <w:t xml:space="preserve">A significance test cannot find</w:t>
-      </w:r>
-      <w:r>
-        <w:t xml:space="preserve"> </w:t>
-      </w:r>
-      <w:r>
-        <w:t xml:space="preserve">a difference that mostly is not there, and</w:t>
-      </w:r>
-      <w:r>
-        <w:t xml:space="preserve"> </w:t>
-      </w:r>
-      <w:r>
-        <w:t xml:space="preserve">“p = 0.20”</w:t>
-      </w:r>
-      <w:r>
-        <w:t xml:space="preserve"> </w:t>
-      </w:r>
-      <w:r>
-        <w:t xml:space="preserve">alone invites the reading</w:t>
-      </w:r>
-      <w:r>
-        <w:t xml:space="preserve"> </w:t>
-      </w:r>
-      <w:r>
-        <w:t xml:space="preserve">that the study was underpowered rather than that the systems genuinely match.</w:t>
-      </w:r>
-    </w:p>
-    <w:bookmarkEnd w:id="27"/>
-    <w:bookmarkStart w:id="28" w:name="caveats"/>
+        <w:t xml:space="preserve">13 of 30</w:t>
+      </w:r>
+      <w:r>
+        <w:t xml:space="preserve"> </w:t>
+      </w:r>
+      <w:r>
+        <w:t xml:space="preserve">functions, leaving the</w:t>
+      </w:r>
+      <w:r>
+        <w:t xml:space="preserve"> </w:t>
+      </w:r>
+      <w:r>
+        <w:t xml:space="preserve">refinement variants nothing to improve there. The other</w:t>
+      </w:r>
+      <w:r>
+        <w:t xml:space="preserve"> </w:t>
+      </w:r>
+      <w:r>
+        <w:rPr>
+          <w:b/>
+          <w:bCs/>
+        </w:rPr>
+        <w:t xml:space="preserve">17</w:t>
+      </w:r>
+      <w:r>
+        <w:t xml:space="preserve"> </w:t>
+      </w:r>
+      <w:r>
+        <w:t xml:space="preserve">have surviving</w:t>
+      </w:r>
+      <w:r>
+        <w:t xml:space="preserve"> </w:t>
+      </w:r>
+      <w:r>
+        <w:t xml:space="preserve">mutants, and those are where RQ1 and RQ4 can be answered at all. The richest:</w:t>
+      </w:r>
+    </w:p>
+    <w:tbl>
+      <w:tblPr>
+        <w:tblStyle w:val="Table"/>
+        <w:tblW w:type="auto" w:w="0"/>
+        <w:tblLook w:firstRow="1" w:lastRow="0" w:firstColumn="0" w:lastColumn="0" w:noHBand="0" w:noVBand="0" w:val="0020"/>
+      </w:tblPr>
+      <w:tblGrid>
+        <w:gridCol w:w="3960"/>
+        <w:gridCol w:w="3960"/>
+      </w:tblGrid>
+      <w:tr>
+        <w:trPr>
+          <w:tblHeader w:val="on"/>
+        </w:trPr>
+        <w:tc>
+          <w:tcPr/>
+          <w:p>
+            <w:pPr>
+              <w:pStyle w:val="Compact"/>
+            </w:pPr>
+            <w:r>
+              <w:t xml:space="preserve">function</w:t>
+            </w:r>
+          </w:p>
+        </w:tc>
+        <w:tc>
+          <w:tcPr/>
+          <w:p>
+            <w:pPr>
+              <w:pStyle w:val="Compact"/>
+            </w:pPr>
+            <w:r>
+              <w:t xml:space="preserve">Baseline A mutation score</w:t>
+            </w:r>
+          </w:p>
+        </w:tc>
+      </w:tr>
+      <w:tr>
+        <w:tc>
+          <w:tcPr/>
+          <w:p>
+            <w:pPr>
+              <w:pStyle w:val="Compact"/>
+            </w:pPr>
+            <w:r>
+              <w:rPr>
+                <w:rStyle w:val="VerbatimChar"/>
+              </w:rPr>
+              <w:t xml:space="preserve">function_11</w:t>
+            </w:r>
+          </w:p>
+        </w:tc>
+        <w:tc>
+          <w:tcPr/>
+          <w:p>
+            <w:pPr>
+              <w:pStyle w:val="Compact"/>
+            </w:pPr>
+            <w:r>
+              <w:t xml:space="preserve">74.1%</w:t>
+            </w:r>
+          </w:p>
+        </w:tc>
+      </w:tr>
+      <w:tr>
+        <w:tc>
+          <w:tcPr/>
+          <w:p>
+            <w:pPr>
+              <w:pStyle w:val="Compact"/>
+            </w:pPr>
+            <w:r>
+              <w:rPr>
+                <w:rStyle w:val="VerbatimChar"/>
+              </w:rPr>
+              <w:t xml:space="preserve">function_19</w:t>
+            </w:r>
+          </w:p>
+        </w:tc>
+        <w:tc>
+          <w:tcPr/>
+          <w:p>
+            <w:pPr>
+              <w:pStyle w:val="Compact"/>
+            </w:pPr>
+            <w:r>
+              <w:t xml:space="preserve">76.8%</w:t>
+            </w:r>
+          </w:p>
+        </w:tc>
+      </w:tr>
+      <w:tr>
+        <w:tc>
+          <w:tcPr/>
+          <w:p>
+            <w:pPr>
+              <w:pStyle w:val="Compact"/>
+            </w:pPr>
+            <w:r>
+              <w:rPr>
+                <w:rStyle w:val="VerbatimChar"/>
+              </w:rPr>
+              <w:t xml:space="preserve">function_04</w:t>
+            </w:r>
+          </w:p>
+        </w:tc>
+        <w:tc>
+          <w:tcPr/>
+          <w:p>
+            <w:pPr>
+              <w:pStyle w:val="Compact"/>
+            </w:pPr>
+            <w:r>
+              <w:t xml:space="preserve">85.7%</w:t>
+            </w:r>
+          </w:p>
+        </w:tc>
+      </w:tr>
+      <w:tr>
+        <w:tc>
+          <w:tcPr/>
+          <w:p>
+            <w:pPr>
+              <w:pStyle w:val="Compact"/>
+            </w:pPr>
+            <w:r>
+              <w:rPr>
+                <w:rStyle w:val="VerbatimChar"/>
+              </w:rPr>
+              <w:t xml:space="preserve">function_12</w:t>
+            </w:r>
+          </w:p>
+        </w:tc>
+        <w:tc>
+          <w:tcPr/>
+          <w:p>
+            <w:pPr>
+              <w:pStyle w:val="Compact"/>
+            </w:pPr>
+            <w:r>
+              <w:t xml:space="preserve">87.7%</w:t>
+            </w:r>
+          </w:p>
+        </w:tc>
+      </w:tr>
+      <w:tr>
+        <w:tc>
+          <w:tcPr/>
+          <w:p>
+            <w:pPr>
+              <w:pStyle w:val="Compact"/>
+            </w:pPr>
+            <w:r>
+              <w:rPr>
+                <w:rStyle w:val="VerbatimChar"/>
+              </w:rPr>
+              <w:t xml:space="preserve">function_21</w:t>
+            </w:r>
+            <w:r>
+              <w:t xml:space="preserve"> </w:t>
+            </w:r>
+            <w:r>
+              <w:t xml:space="preserve">(</w:t>
+            </w:r>
+            <w:r>
+              <w:rPr>
+                <w:rStyle w:val="VerbatimChar"/>
+              </w:rPr>
+              <w:t xml:space="preserve">binary_search</w:t>
+            </w:r>
+            <w:r>
+              <w:t xml:space="preserve">)</w:t>
+            </w:r>
+          </w:p>
+        </w:tc>
+        <w:tc>
+          <w:tcPr/>
+          <w:p>
+            <w:pPr>
+              <w:pStyle w:val="Compact"/>
+            </w:pPr>
+            <w:r>
+              <w:t xml:space="preserve">89.5%</w:t>
+            </w:r>
+          </w:p>
+        </w:tc>
+      </w:tr>
+    </w:tbl>
+    <w:p>
+      <w:pPr>
+        <w:pStyle w:val="BodyText"/>
+      </w:pPr>
+      <w:r>
+        <w:t xml:space="preserve">This is also the argument against moving to a stronger model for the main</w:t>
+      </w:r>
+      <w:r>
+        <w:t xml:space="preserve"> </w:t>
+      </w:r>
+      <w:r>
+        <w:t xml:space="preserve">experiment: a model that kills more mutants leaves less for the loop to</w:t>
+      </w:r>
+      <w:r>
+        <w:t xml:space="preserve"> </w:t>
+      </w:r>
+      <w:r>
+        <w:t xml:space="preserve">demonstrate.</w:t>
+      </w:r>
+    </w:p>
+    <w:bookmarkEnd w:id="29"/>
+    <w:bookmarkStart w:id="30" w:name="caveats"/>
     <w:p>
       <w:pPr>
         <w:pStyle w:val="Heading3"/>
@@ -3455,7 +3957,16 @@
         </w:numPr>
       </w:pPr>
       <w:r>
-        <w:t xml:space="preserve">Baseline B is 78/90; the remaining 12 runs were blocked by the daily free-tier quota and land on the next reset. The paired comparison already excludes the 3 functions B has not reached, so those runs will change the numbers only slightly.</w:t>
+        <w:rPr>
+          <w:rStyle w:val="VerbatimChar"/>
+        </w:rPr>
+        <w:t xml:space="preserve">function_18</w:t>
+      </w:r>
+      <w:r>
+        <w:t xml:space="preserve"> </w:t>
+      </w:r>
+      <w:r>
+        <w:t xml:space="preserve">cannot be imported at all (see the integration note) and scores 0 for every system. It depresses both equally and should be excluded once Member 1 rules on it.</w:t>
       </w:r>
     </w:p>
     <w:p>
@@ -3467,16 +3978,19 @@
         </w:numPr>
       </w:pPr>
       <w:r>
-        <w:rPr>
-          <w:rStyle w:val="VerbatimChar"/>
-        </w:rPr>
-        <w:t xml:space="preserve">function_18</w:t>
-      </w:r>
-      <w:r>
-        <w:t xml:space="preserve"> </w:t>
-      </w:r>
-      <w:r>
-        <w:t xml:space="preserve">is included in the means but cannot be imported at all (see the integration note), so it scores 0 for every system. It depresses both equally and should be excluded once Member 1 rules on it.</w:t>
+        <w:t xml:space="preserve">These figures come from</w:t>
+      </w:r>
+      <w:r>
+        <w:t xml:space="preserve"> </w:t>
+      </w:r>
+      <w:r>
+        <w:rPr>
+          <w:rStyle w:val="VerbatimChar"/>
+        </w:rPr>
+        <w:t xml:space="preserve">score.py</w:t>
+      </w:r>
+      <w:r>
+        <w:t xml:space="preserve">, Member 3’s local harness. The paper’s numbers should come from Member 2’s shared pipeline so all four systems are scored identically.</w:t>
       </w:r>
     </w:p>
     <w:p>
@@ -3488,23 +4002,23 @@
         </w:numPr>
       </w:pPr>
       <w:r>
-        <w:t xml:space="preserve">These figures come from</w:t>
-      </w:r>
-      <w:r>
-        <w:t xml:space="preserve"> </w:t>
-      </w:r>
-      <w:r>
-        <w:rPr>
-          <w:rStyle w:val="VerbatimChar"/>
-        </w:rPr>
-        <w:t xml:space="preserve">score.py</w:t>
-      </w:r>
-      <w:r>
-        <w:t xml:space="preserve">, Member 3’s local harness. The paper’s numbers must come from Member 2’s shared pipeline so all four systems are scored identically.</w:t>
-      </w:r>
-    </w:p>
-    <w:bookmarkEnd w:id="28"/>
-    <w:bookmarkEnd w:id="29"/>
+        <w:t xml:space="preserve">Cost figures written before this pass used standard-Flash pricing rather than Flash-Lite, overstating spend by roughly 25%. Fixed in</w:t>
+      </w:r>
+      <w:r>
+        <w:t xml:space="preserve"> </w:t>
+      </w:r>
+      <w:r>
+        <w:rPr>
+          <w:rStyle w:val="VerbatimChar"/>
+        </w:rPr>
+        <w:t xml:space="preserve">config.py</w:t>
+      </w:r>
+      <w:r>
+        <w:t xml:space="preserve">, and the token breakdown is now stored per run so a price correction never again requires re-running anything.</w:t>
+      </w:r>
+    </w:p>
+    <w:bookmarkEnd w:id="30"/>
+    <w:bookmarkEnd w:id="31"/>
     <w:sectPr>
       <w:footnotePr>
         <w:numRestart w:val="eachSect"/>
